--- a/exercises/Bài tập tổng hợp 10-15/Đề 2_2.docx
+++ b/exercises/Bài tập tổng hợp 10-15/Đề 2_2.docx
@@ -239,37 +239,46 @@
       <w:r>
         <w:rPr>
           <w:rFonts w:ascii="Times New Roman" w:eastAsia="Times New Roman" w:hAnsi="Times New Roman" w:cs="Times New Roman"/>
+          <w:color w:val="0D0D0D" w:themeColor="text1" w:themeTint="F2"/>
+          <w:kern w:val="0"/>
+          <w14:ligatures w14:val="none"/>
+        </w:rPr>
+        <w:t>A</w:t>
+      </w:r>
+      <w:r>
+        <w:rPr>
+          <w:rFonts w:ascii="Times New Roman" w:eastAsia="Times New Roman" w:hAnsi="Times New Roman" w:cs="Times New Roman"/>
+          <w:kern w:val="0"/>
+          <w14:ligatures w14:val="none"/>
+        </w:rPr>
+        <w:t>. have</w:t>
+      </w:r>
+    </w:p>
+    <w:p>
+      <w:pPr>
+        <w:spacing w:before="100" w:beforeAutospacing="1" w:after="100" w:afterAutospacing="1" w:line="240" w:lineRule="auto"/>
+        <w:rPr>
+          <w:rFonts w:ascii="Times New Roman" w:eastAsia="Times New Roman" w:hAnsi="Times New Roman" w:cs="Times New Roman"/>
+          <w:kern w:val="0"/>
+          <w14:ligatures w14:val="none"/>
+        </w:rPr>
+      </w:pPr>
+      <w:r>
+        <w:rPr>
+          <w:rFonts w:ascii="Times New Roman" w:eastAsia="Times New Roman" w:hAnsi="Times New Roman" w:cs="Times New Roman"/>
           <w:color w:val="EE0000"/>
           <w:kern w:val="0"/>
           <w14:ligatures w14:val="none"/>
         </w:rPr>
-        <w:t>A</w:t>
-      </w:r>
-      <w:r>
-        <w:rPr>
-          <w:rFonts w:ascii="Times New Roman" w:eastAsia="Times New Roman" w:hAnsi="Times New Roman" w:cs="Times New Roman"/>
-          <w:kern w:val="0"/>
-          <w14:ligatures w14:val="none"/>
-        </w:rPr>
-        <w:t>. have</w:t>
-      </w:r>
-    </w:p>
-    <w:p>
-      <w:pPr>
-        <w:spacing w:before="100" w:beforeAutospacing="1" w:after="100" w:afterAutospacing="1" w:line="240" w:lineRule="auto"/>
-        <w:rPr>
-          <w:rFonts w:ascii="Times New Roman" w:eastAsia="Times New Roman" w:hAnsi="Times New Roman" w:cs="Times New Roman"/>
-          <w:kern w:val="0"/>
-          <w14:ligatures w14:val="none"/>
-        </w:rPr>
-      </w:pPr>
-      <w:r>
-        <w:rPr>
-          <w:rFonts w:ascii="Times New Roman" w:eastAsia="Times New Roman" w:hAnsi="Times New Roman" w:cs="Times New Roman"/>
-          <w:kern w:val="0"/>
-          <w14:ligatures w14:val="none"/>
-        </w:rPr>
-        <w:t>B. has</w:t>
+        <w:t>B</w:t>
+      </w:r>
+      <w:r>
+        <w:rPr>
+          <w:rFonts w:ascii="Times New Roman" w:eastAsia="Times New Roman" w:hAnsi="Times New Roman" w:cs="Times New Roman"/>
+          <w:kern w:val="0"/>
+          <w14:ligatures w14:val="none"/>
+        </w:rPr>
+        <w:t>. has</w:t>
       </w:r>
     </w:p>
     <w:p>
@@ -1773,7 +1782,23 @@
           <w:kern w:val="0"/>
           <w14:ligatures w14:val="none"/>
         </w:rPr>
-        <w:t>______ (cook), my father was washing the car.</w:t>
+        <w:t>______ (cook)</w:t>
+      </w:r>
+      <w:r>
+        <w:rPr>
+          <w:rFonts w:ascii="Times New Roman" w:eastAsia="Times New Roman" w:hAnsi="Times New Roman" w:cs="Times New Roman"/>
+          <w:kern w:val="0"/>
+          <w14:ligatures w14:val="none"/>
+        </w:rPr>
+        <w:t xml:space="preserve"> dinner</w:t>
+      </w:r>
+      <w:r>
+        <w:rPr>
+          <w:rFonts w:ascii="Times New Roman" w:eastAsia="Times New Roman" w:hAnsi="Times New Roman" w:cs="Times New Roman"/>
+          <w:kern w:val="0"/>
+          <w14:ligatures w14:val="none"/>
+        </w:rPr>
+        <w:t>, my father was washing the car.</w:t>
       </w:r>
     </w:p>
     <w:p>
@@ -2588,7 +2613,24 @@
           <w:kern w:val="0"/>
           <w14:ligatures w14:val="none"/>
         </w:rPr>
-        <w:t>Tom (cleaned / was cleaning) his room yesterday morning.</w:t>
+        <w:t>Tom (</w:t>
+      </w:r>
+      <w:r>
+        <w:rPr>
+          <w:rFonts w:ascii="Times New Roman" w:eastAsia="Times New Roman" w:hAnsi="Times New Roman" w:cs="Times New Roman"/>
+          <w:color w:val="EE0000"/>
+          <w:kern w:val="0"/>
+          <w14:ligatures w14:val="none"/>
+        </w:rPr>
+        <w:t xml:space="preserve">cleaned </w:t>
+      </w:r>
+      <w:r>
+        <w:rPr>
+          <w:rFonts w:ascii="Times New Roman" w:eastAsia="Times New Roman" w:hAnsi="Times New Roman" w:cs="Times New Roman"/>
+          <w:kern w:val="0"/>
+          <w14:ligatures w14:val="none"/>
+        </w:rPr>
+        <w:t>/ was cleaning) his room yesterday morning.</w:t>
       </w:r>
     </w:p>
     <w:p>
@@ -3927,7 +3969,23 @@
           <w:kern w:val="0"/>
           <w14:ligatures w14:val="none"/>
         </w:rPr>
-        <w:t>Doesn’t she work in a office?</w:t>
+        <w:t>Do</w:t>
+      </w:r>
+      <w:r>
+        <w:rPr>
+          <w:rFonts w:ascii="Times New Roman" w:eastAsia="Times New Roman" w:hAnsi="Times New Roman" w:cs="Times New Roman"/>
+          <w:kern w:val="0"/>
+          <w14:ligatures w14:val="none"/>
+        </w:rPr>
+        <w:t>es</w:t>
+      </w:r>
+      <w:r>
+        <w:rPr>
+          <w:rFonts w:ascii="Times New Roman" w:eastAsia="Times New Roman" w:hAnsi="Times New Roman" w:cs="Times New Roman"/>
+          <w:kern w:val="0"/>
+          <w14:ligatures w14:val="none"/>
+        </w:rPr>
+        <w:t xml:space="preserve"> she work in a office?</w:t>
       </w:r>
       <w:r>
         <w:rPr>
@@ -5491,7 +5549,23 @@
           <w:kern w:val="0"/>
           <w14:ligatures w14:val="none"/>
         </w:rPr>
-        <w:t>She teacher English.</w:t>
+        <w:t>She teache</w:t>
+      </w:r>
+      <w:r>
+        <w:rPr>
+          <w:rFonts w:ascii="Times New Roman" w:eastAsia="Times New Roman" w:hAnsi="Times New Roman" w:cs="Times New Roman"/>
+          <w:kern w:val="0"/>
+          <w14:ligatures w14:val="none"/>
+        </w:rPr>
+        <w:t>s</w:t>
+      </w:r>
+      <w:r>
+        <w:rPr>
+          <w:rFonts w:ascii="Times New Roman" w:eastAsia="Times New Roman" w:hAnsi="Times New Roman" w:cs="Times New Roman"/>
+          <w:kern w:val="0"/>
+          <w14:ligatures w14:val="none"/>
+        </w:rPr>
+        <w:t xml:space="preserve"> English.</w:t>
       </w:r>
     </w:p>
     <w:p>
@@ -5831,7 +5905,7 @@
           <w14:ligatures w14:val="none"/>
         </w:rPr>
         <w:pict w14:anchorId="0DA190EF">
-          <v:rect id="_x0000_i1087" style="width:0;height:1.5pt" o:hralign="center" o:hrstd="t" o:hr="t" fillcolor="#a0a0a0" stroked="f"/>
+          <v:rect id="_x0000_i1077" style="width:0;height:1.5pt" o:hralign="center" o:hrstd="t" o:hr="t" fillcolor="#a0a0a0" stroked="f"/>
         </w:pict>
       </w:r>
     </w:p>
@@ -6105,7 +6179,7 @@
           <w14:ligatures w14:val="none"/>
         </w:rPr>
         <w:pict w14:anchorId="78473D68">
-          <v:rect id="_x0000_i1093" style="width:0;height:1.5pt" o:hralign="center" o:hrstd="t" o:hr="t" fillcolor="#a0a0a0" stroked="f"/>
+          <v:rect id="_x0000_i1078" style="width:0;height:1.5pt" o:hralign="center" o:hrstd="t" o:hr="t" fillcolor="#a0a0a0" stroked="f"/>
         </w:pict>
       </w:r>
     </w:p>
@@ -6353,7 +6427,7 @@
           <w14:ligatures w14:val="none"/>
         </w:rPr>
         <w:pict w14:anchorId="1DF080C6">
-          <v:rect id="_x0000_i1099" style="width:0;height:1.5pt" o:hralign="center" o:hrstd="t" o:hr="t" fillcolor="#a0a0a0" stroked="f"/>
+          <v:rect id="_x0000_i1079" style="width:0;height:1.5pt" o:hralign="center" o:hrstd="t" o:hr="t" fillcolor="#a0a0a0" stroked="f"/>
         </w:pict>
       </w:r>
     </w:p>
@@ -6400,7 +6474,7 @@
           <w14:ligatures w14:val="none"/>
         </w:rPr>
         <w:pict w14:anchorId="2E88FE34">
-          <v:rect id="_x0000_i1100" style="width:0;height:1.5pt" o:hralign="center" o:hrstd="t" o:hr="t" fillcolor="#a0a0a0" stroked="f"/>
+          <v:rect id="_x0000_i1080" style="width:0;height:1.5pt" o:hralign="center" o:hrstd="t" o:hr="t" fillcolor="#a0a0a0" stroked="f"/>
         </w:pict>
       </w:r>
     </w:p>
@@ -6767,7 +6841,7 @@
           <w14:ligatures w14:val="none"/>
         </w:rPr>
         <w:pict w14:anchorId="588CD54D">
-          <v:rect id="_x0000_i1101" style="width:0;height:1.5pt" o:hralign="center" o:hrstd="t" o:hr="t" fillcolor="#a0a0a0" stroked="f"/>
+          <v:rect id="_x0000_i1081" style="width:0;height:1.5pt" o:hralign="center" o:hrstd="t" o:hr="t" fillcolor="#a0a0a0" stroked="f"/>
         </w:pict>
       </w:r>
     </w:p>
@@ -7035,7 +7109,7 @@
           <w14:ligatures w14:val="none"/>
         </w:rPr>
         <w:pict w14:anchorId="2DDFBE98">
-          <v:rect id="_x0000_i1102" style="width:0;height:1.5pt" o:hralign="center" o:hrstd="t" o:hr="t" fillcolor="#a0a0a0" stroked="f"/>
+          <v:rect id="_x0000_i1082" style="width:0;height:1.5pt" o:hralign="center" o:hrstd="t" o:hr="t" fillcolor="#a0a0a0" stroked="f"/>
         </w:pict>
       </w:r>
     </w:p>
@@ -7322,7 +7396,7 @@
           <w14:ligatures w14:val="none"/>
         </w:rPr>
         <w:pict w14:anchorId="7B9F9BF7">
-          <v:rect id="_x0000_i1103" style="width:0;height:1.5pt" o:hralign="center" o:hrstd="t" o:hr="t" fillcolor="#a0a0a0" stroked="f"/>
+          <v:rect id="_x0000_i1083" style="width:0;height:1.5pt" o:hralign="center" o:hrstd="t" o:hr="t" fillcolor="#a0a0a0" stroked="f"/>
         </w:pict>
       </w:r>
     </w:p>
@@ -7769,7 +7843,7 @@
           <w14:ligatures w14:val="none"/>
         </w:rPr>
         <w:pict w14:anchorId="352F4F43">
-          <v:rect id="_x0000_i1104" style="width:0;height:1.5pt" o:hralign="center" o:hrstd="t" o:hr="t" fillcolor="#a0a0a0" stroked="f"/>
+          <v:rect id="_x0000_i1084" style="width:0;height:1.5pt" o:hralign="center" o:hrstd="t" o:hr="t" fillcolor="#a0a0a0" stroked="f"/>
         </w:pict>
       </w:r>
     </w:p>
@@ -8129,7 +8203,7 @@
           <w14:ligatures w14:val="none"/>
         </w:rPr>
         <w:pict w14:anchorId="730092FB">
-          <v:rect id="_x0000_i1105" style="width:0;height:1.5pt" o:hralign="center" o:hrstd="t" o:hr="t" fillcolor="#a0a0a0" stroked="f"/>
+          <v:rect id="_x0000_i1085" style="width:0;height:1.5pt" o:hralign="center" o:hrstd="t" o:hr="t" fillcolor="#a0a0a0" stroked="f"/>
         </w:pict>
       </w:r>
     </w:p>
@@ -8568,7 +8642,7 @@
           <w14:ligatures w14:val="none"/>
         </w:rPr>
         <w:pict w14:anchorId="7813989F">
-          <v:rect id="_x0000_i1106" style="width:0;height:1.5pt" o:hralign="center" o:hrstd="t" o:hr="t" fillcolor="#a0a0a0" stroked="f"/>
+          <v:rect id="_x0000_i1086" style="width:0;height:1.5pt" o:hralign="center" o:hrstd="t" o:hr="t" fillcolor="#a0a0a0" stroked="f"/>
         </w:pict>
       </w:r>
     </w:p>
@@ -8919,7 +8993,7 @@
           <w14:ligatures w14:val="none"/>
         </w:rPr>
         <w:pict w14:anchorId="22D30C44">
-          <v:rect id="_x0000_i1107" style="width:0;height:1.5pt" o:hralign="center" o:hrstd="t" o:hr="t" fillcolor="#a0a0a0" stroked="f"/>
+          <v:rect id="_x0000_i1087" style="width:0;height:1.5pt" o:hralign="center" o:hrstd="t" o:hr="t" fillcolor="#a0a0a0" stroked="f"/>
         </w:pict>
       </w:r>
     </w:p>
@@ -9114,7 +9188,7 @@
           <w14:ligatures w14:val="none"/>
         </w:rPr>
         <w:pict w14:anchorId="158A53F6">
-          <v:rect id="_x0000_i1108" style="width:0;height:1.5pt" o:hralign="center" o:hrstd="t" o:hr="t" fillcolor="#a0a0a0" stroked="f"/>
+          <v:rect id="_x0000_i1088" style="width:0;height:1.5pt" o:hralign="center" o:hrstd="t" o:hr="t" fillcolor="#a0a0a0" stroked="f"/>
         </w:pict>
       </w:r>
     </w:p>
@@ -9281,7 +9355,7 @@
           <w14:ligatures w14:val="none"/>
         </w:rPr>
         <w:pict w14:anchorId="76C3D43D">
-          <v:rect id="_x0000_i1109" style="width:0;height:1.5pt" o:hralign="center" o:hrstd="t" o:hr="t" fillcolor="#a0a0a0" stroked="f"/>
+          <v:rect id="_x0000_i1089" style="width:0;height:1.5pt" o:hralign="center" o:hrstd="t" o:hr="t" fillcolor="#a0a0a0" stroked="f"/>
         </w:pict>
       </w:r>
     </w:p>
